--- a/manuscript/Article2_manuscript.docx
+++ b/manuscript/Article2_manuscript.docx
@@ -8143,7 +8143,7 @@
     </w:p>
     <w:p>
       <w:r>
-        <w:t>All analysis code, derived data, figures and this manuscript are openly available at https://github.com/mahsatorabi/high-performance-sport-ecosystem-architecture. The repository contains the analysis pipeline (run_all.py), the frozen Python environment (requirements.txt), all seven result tables, all seven figures, the tables underlying every statistic quoted in the text, and the manuscript verifier, which checks that no cited statistic is free-floating and that the word count and citation graph are internally consistent.</w:t>
+        <w:t>All analysis code, derived data, figures and this manuscript are openly available at https://github.com/mahsatorabi/high-performance-sport-ecosystem-architecture. The repository contains the analysis pipeline (run_all.py), the frozen Python environment (requirements.txt), all seven result tables, all seven figures, the tables underlying every statistic quoted in the text, and the manuscript verifier, which checks that no cited statistic is free-floating and that the word count and citation graph are consistent.</w:t>
       </w:r>
     </w:p>
     <w:p>
